--- a/QTQLĐT&HTQT03/Phụ lục II.docx
+++ b/QTQLĐT&HTQT03/Phụ lục II.docx
@@ -1,6 +1,6 @@
 
 <file path=word/document.xml><?xml version="1.0" encoding="utf-8"?>
-<w:document xmlns:wpc="http://schemas.microsoft.com/office/word/2010/wordprocessingCanvas" xmlns:cx="http://schemas.microsoft.com/office/drawing/2014/chartex" xmlns:cx1="http://schemas.microsoft.com/office/drawing/2015/9/8/chartex" xmlns:cx2="http://schemas.microsoft.com/office/drawing/2015/10/21/chartex" xmlns:cx3="http://schemas.microsoft.com/office/drawing/2016/5/9/chartex" xmlns:cx4="http://schemas.microsoft.com/office/drawing/2016/5/10/chartex" xmlns:cx5="http://schemas.microsoft.com/office/drawing/2016/5/11/chartex" xmlns:cx6="http://schemas.microsoft.com/office/drawing/2016/5/12/chartex" xmlns:cx7="http://schemas.microsoft.com/office/drawing/2016/5/13/chartex" xmlns:cx8="http://schemas.microsoft.com/office/drawing/2016/5/14/chartex" xmlns:mc="http://schemas.openxmlformats.org/markup-compatibility/2006" xmlns:aink="http://schemas.microsoft.com/office/drawing/2016/ink" xmlns:am3d="http://schemas.microsoft.com/office/drawing/2017/model3d" xmlns:o="urn:schemas-microsoft-com:office:office" xmlns:oel="http://schemas.microsoft.com/office/2019/extlst" xmlns:r="http://schemas.openxmlformats.org/officeDocument/2006/relationships" xmlns:m="http://schemas.openxmlformats.org/officeDocument/2006/math" xmlns:v="urn:schemas-microsoft-com:vml" xmlns:wp14="http://schemas.microsoft.com/office/word/2010/wordprocessingDrawing" xmlns:wp="http://schemas.openxmlformats.org/drawingml/2006/wordprocessingDrawing" xmlns:w10="urn:schemas-microsoft-com:office:word" xmlns:w="http://schemas.openxmlformats.org/wordprocessingml/2006/main" xmlns:w14="http://schemas.microsoft.com/office/word/2010/wordml" xmlns:w15="http://schemas.microsoft.com/office/word/2012/wordml" xmlns:w16cex="http://schemas.microsoft.com/office/word/2018/wordml/cex" xmlns:w16cid="http://schemas.microsoft.com/office/word/2016/wordml/cid" xmlns:w16="http://schemas.microsoft.com/office/word/2018/wordml" xmlns:w16sdtdh="http://schemas.microsoft.com/office/word/2020/wordml/sdtdatahash" xmlns:w16se="http://schemas.microsoft.com/office/word/2015/wordml/symex" xmlns:wpg="http://schemas.microsoft.com/office/word/2010/wordprocessingGroup" xmlns:wpi="http://schemas.microsoft.com/office/word/2010/wordprocessingInk" xmlns:wne="http://schemas.microsoft.com/office/word/2006/wordml" xmlns:wps="http://schemas.microsoft.com/office/word/2010/wordprocessingShape" mc:Ignorable="w14 w15 w16se w16cid w16 w16cex w16sdtdh wp14">
+<w:document xmlns:wpc="http://schemas.microsoft.com/office/word/2010/wordprocessingCanvas" xmlns:cx="http://schemas.microsoft.com/office/drawing/2014/chartex" xmlns:cx1="http://schemas.microsoft.com/office/drawing/2015/9/8/chartex" xmlns:cx2="http://schemas.microsoft.com/office/drawing/2015/10/21/chartex" xmlns:cx3="http://schemas.microsoft.com/office/drawing/2016/5/9/chartex" xmlns:cx4="http://schemas.microsoft.com/office/drawing/2016/5/10/chartex" xmlns:cx5="http://schemas.microsoft.com/office/drawing/2016/5/11/chartex" xmlns:cx6="http://schemas.microsoft.com/office/drawing/2016/5/12/chartex" xmlns:cx7="http://schemas.microsoft.com/office/drawing/2016/5/13/chartex" xmlns:cx8="http://schemas.microsoft.com/office/drawing/2016/5/14/chartex" xmlns:mc="http://schemas.openxmlformats.org/markup-compatibility/2006" xmlns:aink="http://schemas.microsoft.com/office/drawing/2016/ink" xmlns:am3d="http://schemas.microsoft.com/office/drawing/2017/model3d" xmlns:o="urn:schemas-microsoft-com:office:office" xmlns:oel="http://schemas.microsoft.com/office/2019/extlst" xmlns:r="http://schemas.openxmlformats.org/officeDocument/2006/relationships" xmlns:m="http://schemas.openxmlformats.org/officeDocument/2006/math" xmlns:v="urn:schemas-microsoft-com:vml" xmlns:wp14="http://schemas.microsoft.com/office/word/2010/wordprocessingDrawing" xmlns:wp="http://schemas.openxmlformats.org/drawingml/2006/wordprocessingDrawing" xmlns:w10="urn:schemas-microsoft-com:office:word" xmlns:w="http://schemas.openxmlformats.org/wordprocessingml/2006/main" xmlns:w14="http://schemas.microsoft.com/office/word/2010/wordml" xmlns:w15="http://schemas.microsoft.com/office/word/2012/wordml" xmlns:w16cex="http://schemas.microsoft.com/office/word/2018/wordml/cex" xmlns:w16cid="http://schemas.microsoft.com/office/word/2016/wordml/cid" xmlns:w16="http://schemas.microsoft.com/office/word/2018/wordml" xmlns:w16du="http://schemas.microsoft.com/office/word/2023/wordml/word16du" xmlns:w16sdtdh="http://schemas.microsoft.com/office/word/2020/wordml/sdtdatahash" xmlns:w16sdtfl="http://schemas.microsoft.com/office/word/2024/wordml/sdtformatlock" xmlns:w16se="http://schemas.microsoft.com/office/word/2015/wordml/symex" xmlns:wpg="http://schemas.microsoft.com/office/word/2010/wordprocessingGroup" xmlns:wpi="http://schemas.microsoft.com/office/word/2010/wordprocessingInk" xmlns:wne="http://schemas.microsoft.com/office/word/2006/wordml" xmlns:wps="http://schemas.microsoft.com/office/word/2010/wordprocessingShape" mc:Ignorable="w14 w15 w16se w16cid w16 w16cex w16sdtdh w16sdtfl w16du wp14">
   <w:body>
     <w:p>
       <w:pPr>
@@ -77,7 +77,44 @@
           <w:szCs w:val="26"/>
           <w:lang w:val="vi-VN"/>
         </w:rPr>
-        <w:t>Tên khóa đào tạo: “..........................................”</w:t>
+        <w:t>Tên khóa đào tạo: “.</w:t>
+      </w:r>
+      <w:r>
+        <w:rPr>
+          <w:rFonts w:ascii="Times New Roman" w:hAnsi="Times New Roman"/>
+          <w:color w:val="000000" w:themeColor="text1"/>
+          <w:sz w:val="26"/>
+          <w:szCs w:val="26"/>
+        </w:rPr>
+        <w:t>[[</w:t>
+      </w:r>
+      <w:r>
+        <w:rPr>
+          <w:rFonts w:ascii="Times New Roman" w:hAnsi="Times New Roman"/>
+          <w:color w:val="000000" w:themeColor="text1"/>
+          <w:sz w:val="26"/>
+          <w:szCs w:val="26"/>
+        </w:rPr>
+        <w:t>TenKhoaHoc</w:t>
+      </w:r>
+      <w:r>
+        <w:rPr>
+          <w:rFonts w:ascii="Times New Roman" w:hAnsi="Times New Roman"/>
+          <w:color w:val="000000" w:themeColor="text1"/>
+          <w:sz w:val="26"/>
+          <w:szCs w:val="26"/>
+        </w:rPr>
+        <w:t>]]</w:t>
+      </w:r>
+      <w:r>
+        <w:rPr>
+          <w:rFonts w:ascii="Times New Roman" w:hAnsi="Times New Roman"/>
+          <w:color w:val="000000" w:themeColor="text1"/>
+          <w:sz w:val="26"/>
+          <w:szCs w:val="26"/>
+          <w:lang w:val="vi-VN"/>
+        </w:rPr>
+        <w:t>”</w:t>
       </w:r>
     </w:p>
     <w:p>
@@ -90,18 +127,81 @@
           <w:color w:val="000000" w:themeColor="text1"/>
           <w:sz w:val="26"/>
           <w:szCs w:val="26"/>
+        </w:rPr>
+      </w:pPr>
+      <w:r>
+        <w:rPr>
+          <w:rFonts w:ascii="Times New Roman" w:hAnsi="Times New Roman"/>
+          <w:color w:val="000000" w:themeColor="text1"/>
+          <w:sz w:val="26"/>
+          <w:szCs w:val="26"/>
           <w:lang w:val="vi-VN"/>
         </w:rPr>
-      </w:pPr>
+        <w:t xml:space="preserve">Trình độ: </w:t>
+      </w:r>
       <w:r>
         <w:rPr>
           <w:rFonts w:ascii="Times New Roman" w:hAnsi="Times New Roman"/>
           <w:color w:val="000000" w:themeColor="text1"/>
           <w:sz w:val="26"/>
           <w:szCs w:val="26"/>
+        </w:rPr>
+        <w:t>[[</w:t>
+      </w:r>
+      <w:r>
+        <w:rPr>
+          <w:rFonts w:ascii="Times New Roman" w:hAnsi="Times New Roman"/>
+          <w:color w:val="000000" w:themeColor="text1"/>
+          <w:sz w:val="26"/>
+          <w:szCs w:val="26"/>
+        </w:rPr>
+        <w:t>TrinhDoDaoTao</w:t>
+      </w:r>
+      <w:r>
+        <w:rPr>
+          <w:rFonts w:ascii="Times New Roman" w:hAnsi="Times New Roman"/>
+          <w:color w:val="000000" w:themeColor="text1"/>
+          <w:sz w:val="26"/>
+          <w:szCs w:val="26"/>
+        </w:rPr>
+        <w:t>]]</w:t>
+      </w:r>
+      <w:r>
+        <w:rPr>
+          <w:rFonts w:ascii="Times New Roman" w:hAnsi="Times New Roman"/>
+          <w:color w:val="000000" w:themeColor="text1"/>
+          <w:sz w:val="26"/>
+          <w:szCs w:val="26"/>
           <w:lang w:val="vi-VN"/>
         </w:rPr>
-        <w:t>Trình độ: Cơ bản/Nâng cao, Mã số: ..................</w:t>
+        <w:t xml:space="preserve">, Mã số: </w:t>
+      </w:r>
+      <w:r>
+        <w:rPr>
+          <w:rFonts w:ascii="Times New Roman" w:hAnsi="Times New Roman"/>
+          <w:color w:val="000000" w:themeColor="text1"/>
+          <w:sz w:val="26"/>
+          <w:szCs w:val="26"/>
+        </w:rPr>
+        <w:t>[[</w:t>
+      </w:r>
+      <w:r>
+        <w:rPr>
+          <w:rFonts w:ascii="Times New Roman" w:hAnsi="Times New Roman"/>
+          <w:color w:val="000000" w:themeColor="text1"/>
+          <w:sz w:val="26"/>
+          <w:szCs w:val="26"/>
+        </w:rPr>
+        <w:t>Ma</w:t>
+      </w:r>
+      <w:r>
+        <w:rPr>
+          <w:rFonts w:ascii="Times New Roman" w:hAnsi="Times New Roman"/>
+          <w:color w:val="000000" w:themeColor="text1"/>
+          <w:sz w:val="26"/>
+          <w:szCs w:val="26"/>
+        </w:rPr>
+        <w:t>]]</w:t>
       </w:r>
     </w:p>
     <w:p>
@@ -125,7 +225,81 @@
           <w:szCs w:val="26"/>
           <w:lang w:val="vi-VN"/>
         </w:rPr>
-        <w:t xml:space="preserve">Thời gian: từ ngày (dd/mm/yyyy) đến ngày (dd/mm/yyyy) </w:t>
+        <w:t xml:space="preserve">Thời gian: từ ngày </w:t>
+      </w:r>
+      <w:r>
+        <w:rPr>
+          <w:rFonts w:ascii="Times New Roman" w:hAnsi="Times New Roman"/>
+          <w:color w:val="000000" w:themeColor="text1"/>
+          <w:sz w:val="26"/>
+          <w:szCs w:val="26"/>
+        </w:rPr>
+        <w:t>[[</w:t>
+      </w:r>
+      <w:r>
+        <w:rPr>
+          <w:rFonts w:ascii="Times New Roman" w:hAnsi="Times New Roman"/>
+          <w:color w:val="000000" w:themeColor="text1"/>
+          <w:sz w:val="26"/>
+          <w:szCs w:val="26"/>
+        </w:rPr>
+        <w:t>NgayKhaiGiang</w:t>
+      </w:r>
+      <w:r>
+        <w:rPr>
+          <w:rFonts w:ascii="Times New Roman" w:hAnsi="Times New Roman"/>
+          <w:color w:val="000000" w:themeColor="text1"/>
+          <w:sz w:val="26"/>
+          <w:szCs w:val="26"/>
+        </w:rPr>
+        <w:t>]]</w:t>
+      </w:r>
+      <w:r>
+        <w:rPr>
+          <w:rFonts w:ascii="Times New Roman" w:hAnsi="Times New Roman"/>
+          <w:color w:val="000000" w:themeColor="text1"/>
+          <w:sz w:val="26"/>
+          <w:szCs w:val="26"/>
+          <w:lang w:val="vi-VN"/>
+        </w:rPr>
+        <w:t xml:space="preserve"> đến ngày </w:t>
+      </w:r>
+      <w:r>
+        <w:rPr>
+          <w:rFonts w:ascii="Times New Roman" w:hAnsi="Times New Roman"/>
+          <w:color w:val="000000" w:themeColor="text1"/>
+          <w:sz w:val="26"/>
+          <w:szCs w:val="26"/>
+        </w:rPr>
+        <w:t>[[</w:t>
+      </w:r>
+      <w:r>
+        <w:rPr>
+          <w:rFonts w:ascii="Times New Roman" w:hAnsi="Times New Roman"/>
+          <w:color w:val="000000" w:themeColor="text1"/>
+          <w:sz w:val="26"/>
+          <w:szCs w:val="26"/>
+        </w:rPr>
+        <w:t>NgayKetThuc</w:t>
+      </w:r>
+      <w:r>
+        <w:rPr>
+          <w:rFonts w:ascii="Times New Roman" w:hAnsi="Times New Roman"/>
+          <w:color w:val="000000" w:themeColor="text1"/>
+          <w:sz w:val="26"/>
+          <w:szCs w:val="26"/>
+        </w:rPr>
+        <w:t>]]</w:t>
+      </w:r>
+      <w:r>
+        <w:rPr>
+          <w:rFonts w:ascii="Times New Roman" w:hAnsi="Times New Roman"/>
+          <w:color w:val="000000" w:themeColor="text1"/>
+          <w:sz w:val="26"/>
+          <w:szCs w:val="26"/>
+          <w:lang w:val="vi-VN"/>
+        </w:rPr>
+        <w:t xml:space="preserve"> </w:t>
       </w:r>
     </w:p>
     <w:p>
@@ -212,7 +386,7 @@
     <w:tbl>
       <w:tblPr>
         <w:tblStyle w:val="TableGrid"/>
-        <w:tblW w:w="0" w:type="auto"/>
+        <w:tblW w:w="9576" w:type="dxa"/>
         <w:tblLayout w:type="fixed"/>
         <w:tblLook w:val="04A0" w:firstRow="1" w:lastRow="0" w:firstColumn="1" w:lastColumn="0" w:noHBand="0" w:noVBand="1"/>
       </w:tblPr>
@@ -353,11 +527,6 @@
           </w:tcPr>
           <w:p>
             <w:pPr>
-              <w:pStyle w:val="ListParagraph"/>
-              <w:numPr>
-                <w:ilvl w:val="0"/>
-                <w:numId w:val="1"/>
-              </w:numPr>
               <w:shd w:val="clear" w:color="auto" w:fill="FFFFFF" w:themeFill="background1"/>
               <w:spacing w:line="300" w:lineRule="auto"/>
               <w:jc w:val="center"/>
@@ -366,8 +535,19 @@
                 <w:color w:val="000000" w:themeColor="text1"/>
                 <w:sz w:val="26"/>
                 <w:szCs w:val="26"/>
+                <w:lang w:val="en-US"/>
               </w:rPr>
             </w:pPr>
+            <w:r>
+              <w:rPr>
+                <w:rFonts w:ascii="Times New Roman" w:hAnsi="Times New Roman"/>
+                <w:color w:val="000000" w:themeColor="text1"/>
+                <w:sz w:val="26"/>
+                <w:szCs w:val="26"/>
+                <w:lang w:val="en-US"/>
+              </w:rPr>
+              <w:t>GVLT.STT</w:t>
+            </w:r>
           </w:p>
         </w:tc>
         <w:tc>
@@ -384,8 +564,39 @@
                 <w:color w:val="000000" w:themeColor="text1"/>
                 <w:sz w:val="26"/>
                 <w:szCs w:val="26"/>
+                <w:lang w:val="en-US"/>
               </w:rPr>
             </w:pPr>
+            <w:r>
+              <w:rPr>
+                <w:rFonts w:ascii="Times New Roman" w:hAnsi="Times New Roman"/>
+                <w:color w:val="000000" w:themeColor="text1"/>
+                <w:sz w:val="26"/>
+                <w:szCs w:val="26"/>
+                <w:lang w:val="en-US"/>
+              </w:rPr>
+              <w:t>[[GVLT.</w:t>
+            </w:r>
+            <w:r>
+              <w:rPr>
+                <w:rFonts w:ascii="Times New Roman" w:hAnsi="Times New Roman"/>
+                <w:color w:val="000000" w:themeColor="text1"/>
+                <w:sz w:val="26"/>
+                <w:szCs w:val="26"/>
+                <w:lang w:val="en-US"/>
+              </w:rPr>
+              <w:t>HoTenGV</w:t>
+            </w:r>
+            <w:r>
+              <w:rPr>
+                <w:rFonts w:ascii="Times New Roman" w:hAnsi="Times New Roman"/>
+                <w:color w:val="000000" w:themeColor="text1"/>
+                <w:sz w:val="26"/>
+                <w:szCs w:val="26"/>
+                <w:lang w:val="en-US"/>
+              </w:rPr>
+              <w:t>]]</w:t>
+            </w:r>
           </w:p>
         </w:tc>
         <w:tc>
@@ -402,8 +613,39 @@
                 <w:color w:val="000000" w:themeColor="text1"/>
                 <w:sz w:val="26"/>
                 <w:szCs w:val="26"/>
+                <w:lang w:val="en-US"/>
               </w:rPr>
             </w:pPr>
+            <w:r>
+              <w:rPr>
+                <w:rFonts w:ascii="Times New Roman" w:hAnsi="Times New Roman"/>
+                <w:color w:val="000000" w:themeColor="text1"/>
+                <w:sz w:val="26"/>
+                <w:szCs w:val="26"/>
+                <w:lang w:val="en-US"/>
+              </w:rPr>
+              <w:t>[[GVLT.</w:t>
+            </w:r>
+            <w:r>
+              <w:rPr>
+                <w:rFonts w:ascii="Times New Roman" w:hAnsi="Times New Roman"/>
+                <w:color w:val="000000" w:themeColor="text1"/>
+                <w:sz w:val="26"/>
+                <w:szCs w:val="26"/>
+                <w:lang w:val="en-US"/>
+              </w:rPr>
+              <w:t>ChucDanhChucVuGV</w:t>
+            </w:r>
+            <w:r>
+              <w:rPr>
+                <w:rFonts w:ascii="Times New Roman" w:hAnsi="Times New Roman"/>
+                <w:color w:val="000000" w:themeColor="text1"/>
+                <w:sz w:val="26"/>
+                <w:szCs w:val="26"/>
+                <w:lang w:val="en-US"/>
+              </w:rPr>
+              <w:t>]]</w:t>
+            </w:r>
           </w:p>
         </w:tc>
         <w:tc>
@@ -420,168 +662,39 @@
                 <w:color w:val="000000" w:themeColor="text1"/>
                 <w:sz w:val="26"/>
                 <w:szCs w:val="26"/>
+                <w:lang w:val="en-US"/>
               </w:rPr>
             </w:pPr>
-          </w:p>
-        </w:tc>
-      </w:tr>
-      <w:tr>
-        <w:tc>
-          <w:tcPr>
-            <w:tcW w:w="1188" w:type="dxa"/>
-            <w:vAlign w:val="center"/>
-          </w:tcPr>
-          <w:p>
-            <w:pPr>
-              <w:pStyle w:val="ListParagraph"/>
-              <w:numPr>
-                <w:ilvl w:val="0"/>
-                <w:numId w:val="1"/>
-              </w:numPr>
-              <w:shd w:val="clear" w:color="auto" w:fill="FFFFFF" w:themeFill="background1"/>
-              <w:spacing w:line="300" w:lineRule="auto"/>
-              <w:jc w:val="center"/>
-              <w:rPr>
-                <w:rFonts w:ascii="Times New Roman" w:hAnsi="Times New Roman"/>
-                <w:color w:val="000000" w:themeColor="text1"/>
-                <w:sz w:val="26"/>
-                <w:szCs w:val="26"/>
-              </w:rPr>
-            </w:pPr>
-          </w:p>
-        </w:tc>
-        <w:tc>
-          <w:tcPr>
-            <w:tcW w:w="3056" w:type="dxa"/>
-          </w:tcPr>
-          <w:p>
-            <w:pPr>
-              <w:shd w:val="clear" w:color="auto" w:fill="FFFFFF" w:themeFill="background1"/>
-              <w:spacing w:line="300" w:lineRule="auto"/>
-              <w:jc w:val="center"/>
-              <w:rPr>
-                <w:rFonts w:ascii="Times New Roman" w:hAnsi="Times New Roman"/>
-                <w:color w:val="000000" w:themeColor="text1"/>
-                <w:sz w:val="26"/>
-                <w:szCs w:val="26"/>
-              </w:rPr>
-            </w:pPr>
-          </w:p>
-        </w:tc>
-        <w:tc>
-          <w:tcPr>
-            <w:tcW w:w="2524" w:type="dxa"/>
-          </w:tcPr>
-          <w:p>
-            <w:pPr>
-              <w:shd w:val="clear" w:color="auto" w:fill="FFFFFF" w:themeFill="background1"/>
-              <w:spacing w:line="300" w:lineRule="auto"/>
-              <w:jc w:val="center"/>
-              <w:rPr>
-                <w:rFonts w:ascii="Times New Roman" w:hAnsi="Times New Roman"/>
-                <w:color w:val="000000" w:themeColor="text1"/>
-                <w:sz w:val="26"/>
-                <w:szCs w:val="26"/>
-              </w:rPr>
-            </w:pPr>
-          </w:p>
-        </w:tc>
-        <w:tc>
-          <w:tcPr>
-            <w:tcW w:w="2808" w:type="dxa"/>
-          </w:tcPr>
-          <w:p>
-            <w:pPr>
-              <w:shd w:val="clear" w:color="auto" w:fill="FFFFFF" w:themeFill="background1"/>
-              <w:spacing w:line="300" w:lineRule="auto"/>
-              <w:jc w:val="center"/>
-              <w:rPr>
-                <w:rFonts w:ascii="Times New Roman" w:hAnsi="Times New Roman"/>
-                <w:color w:val="000000" w:themeColor="text1"/>
-                <w:sz w:val="26"/>
-                <w:szCs w:val="26"/>
-              </w:rPr>
-            </w:pPr>
-          </w:p>
-        </w:tc>
-      </w:tr>
-      <w:tr>
-        <w:tc>
-          <w:tcPr>
-            <w:tcW w:w="1188" w:type="dxa"/>
-            <w:vAlign w:val="center"/>
-          </w:tcPr>
-          <w:p>
-            <w:pPr>
-              <w:pStyle w:val="ListParagraph"/>
-              <w:numPr>
-                <w:ilvl w:val="0"/>
-                <w:numId w:val="1"/>
-              </w:numPr>
-              <w:shd w:val="clear" w:color="auto" w:fill="FFFFFF" w:themeFill="background1"/>
-              <w:spacing w:line="300" w:lineRule="auto"/>
-              <w:jc w:val="center"/>
-              <w:rPr>
-                <w:rFonts w:ascii="Times New Roman" w:hAnsi="Times New Roman"/>
-                <w:color w:val="000000" w:themeColor="text1"/>
-                <w:sz w:val="26"/>
-                <w:szCs w:val="26"/>
-              </w:rPr>
-            </w:pPr>
-          </w:p>
-        </w:tc>
-        <w:tc>
-          <w:tcPr>
-            <w:tcW w:w="3056" w:type="dxa"/>
-          </w:tcPr>
-          <w:p>
-            <w:pPr>
-              <w:shd w:val="clear" w:color="auto" w:fill="FFFFFF" w:themeFill="background1"/>
-              <w:spacing w:line="300" w:lineRule="auto"/>
-              <w:jc w:val="center"/>
-              <w:rPr>
-                <w:rFonts w:ascii="Times New Roman" w:hAnsi="Times New Roman"/>
-                <w:color w:val="000000" w:themeColor="text1"/>
-                <w:sz w:val="26"/>
-                <w:szCs w:val="26"/>
-              </w:rPr>
-            </w:pPr>
-          </w:p>
-        </w:tc>
-        <w:tc>
-          <w:tcPr>
-            <w:tcW w:w="2524" w:type="dxa"/>
-          </w:tcPr>
-          <w:p>
-            <w:pPr>
-              <w:shd w:val="clear" w:color="auto" w:fill="FFFFFF" w:themeFill="background1"/>
-              <w:spacing w:line="300" w:lineRule="auto"/>
-              <w:jc w:val="center"/>
-              <w:rPr>
-                <w:rFonts w:ascii="Times New Roman" w:hAnsi="Times New Roman"/>
-                <w:color w:val="000000" w:themeColor="text1"/>
-                <w:sz w:val="26"/>
-                <w:szCs w:val="26"/>
-              </w:rPr>
-            </w:pPr>
-          </w:p>
-        </w:tc>
-        <w:tc>
-          <w:tcPr>
-            <w:tcW w:w="2808" w:type="dxa"/>
-          </w:tcPr>
-          <w:p>
-            <w:pPr>
-              <w:shd w:val="clear" w:color="auto" w:fill="FFFFFF" w:themeFill="background1"/>
-              <w:spacing w:line="300" w:lineRule="auto"/>
-              <w:jc w:val="center"/>
-              <w:rPr>
-                <w:rFonts w:ascii="Times New Roman" w:hAnsi="Times New Roman"/>
-                <w:color w:val="000000" w:themeColor="text1"/>
-                <w:sz w:val="26"/>
-                <w:szCs w:val="26"/>
-              </w:rPr>
-            </w:pPr>
+            <w:r>
+              <w:rPr>
+                <w:rFonts w:ascii="Times New Roman" w:hAnsi="Times New Roman"/>
+                <w:color w:val="000000" w:themeColor="text1"/>
+                <w:sz w:val="26"/>
+                <w:szCs w:val="26"/>
+                <w:lang w:val="en-US"/>
+              </w:rPr>
+              <w:t>[[GVLT.</w:t>
+            </w:r>
+            <w:r>
+              <w:rPr>
+                <w:rFonts w:ascii="Times New Roman" w:hAnsi="Times New Roman"/>
+                <w:color w:val="000000" w:themeColor="text1"/>
+                <w:sz w:val="26"/>
+                <w:szCs w:val="26"/>
+                <w:lang w:val="en-US"/>
+              </w:rPr>
+              <w:t>NoiCongTacGV</w:t>
+            </w:r>
+            <w:r>
+              <w:rPr>
+                <w:rFonts w:ascii="Times New Roman" w:hAnsi="Times New Roman"/>
+                <w:color w:val="000000" w:themeColor="text1"/>
+                <w:sz w:val="26"/>
+                <w:szCs w:val="26"/>
+                <w:lang w:val="en-US"/>
+              </w:rPr>
+              <w:t>]]</w:t>
+            </w:r>
           </w:p>
         </w:tc>
       </w:tr>
@@ -647,7 +760,7 @@
     <w:tbl>
       <w:tblPr>
         <w:tblStyle w:val="TableGrid"/>
-        <w:tblW w:w="0" w:type="auto"/>
+        <w:tblW w:w="9576" w:type="dxa"/>
         <w:tblLayout w:type="fixed"/>
         <w:tblLook w:val="04A0" w:firstRow="1" w:lastRow="0" w:firstColumn="1" w:lastColumn="0" w:noHBand="0" w:noVBand="1"/>
       </w:tblPr>
@@ -787,11 +900,6 @@
           </w:tcPr>
           <w:p>
             <w:pPr>
-              <w:pStyle w:val="ListParagraph"/>
-              <w:numPr>
-                <w:ilvl w:val="0"/>
-                <w:numId w:val="2"/>
-              </w:numPr>
               <w:shd w:val="clear" w:color="auto" w:fill="FFFFFF" w:themeFill="background1"/>
               <w:spacing w:line="300" w:lineRule="auto"/>
               <w:jc w:val="center"/>
@@ -800,8 +908,19 @@
                 <w:color w:val="000000" w:themeColor="text1"/>
                 <w:sz w:val="26"/>
                 <w:szCs w:val="26"/>
+                <w:lang w:val="en-US"/>
               </w:rPr>
             </w:pPr>
+            <w:r>
+              <w:rPr>
+                <w:rFonts w:ascii="Times New Roman" w:hAnsi="Times New Roman"/>
+                <w:color w:val="000000" w:themeColor="text1"/>
+                <w:sz w:val="26"/>
+                <w:szCs w:val="26"/>
+                <w:lang w:val="en-US"/>
+              </w:rPr>
+              <w:t>[[GVLS.STT]]</w:t>
+            </w:r>
           </w:p>
         </w:tc>
         <w:tc>
@@ -818,8 +937,39 @@
                 <w:color w:val="000000" w:themeColor="text1"/>
                 <w:sz w:val="26"/>
                 <w:szCs w:val="26"/>
+                <w:lang w:val="en-US"/>
               </w:rPr>
             </w:pPr>
+            <w:r>
+              <w:rPr>
+                <w:rFonts w:ascii="Times New Roman" w:hAnsi="Times New Roman"/>
+                <w:color w:val="000000" w:themeColor="text1"/>
+                <w:sz w:val="26"/>
+                <w:szCs w:val="26"/>
+                <w:lang w:val="en-US"/>
+              </w:rPr>
+              <w:t>[[GVLS.</w:t>
+            </w:r>
+            <w:r>
+              <w:rPr>
+                <w:rFonts w:ascii="Times New Roman" w:hAnsi="Times New Roman"/>
+                <w:color w:val="000000" w:themeColor="text1"/>
+                <w:sz w:val="26"/>
+                <w:szCs w:val="26"/>
+                <w:lang w:val="en-US"/>
+              </w:rPr>
+              <w:t>HoTenGV</w:t>
+            </w:r>
+            <w:r>
+              <w:rPr>
+                <w:rFonts w:ascii="Times New Roman" w:hAnsi="Times New Roman"/>
+                <w:color w:val="000000" w:themeColor="text1"/>
+                <w:sz w:val="26"/>
+                <w:szCs w:val="26"/>
+                <w:lang w:val="en-US"/>
+              </w:rPr>
+              <w:t>]]</w:t>
+            </w:r>
           </w:p>
         </w:tc>
         <w:tc>
@@ -836,8 +986,39 @@
                 <w:color w:val="000000" w:themeColor="text1"/>
                 <w:sz w:val="26"/>
                 <w:szCs w:val="26"/>
+                <w:lang w:val="en-US"/>
               </w:rPr>
             </w:pPr>
+            <w:r>
+              <w:rPr>
+                <w:rFonts w:ascii="Times New Roman" w:hAnsi="Times New Roman"/>
+                <w:color w:val="000000" w:themeColor="text1"/>
+                <w:sz w:val="26"/>
+                <w:szCs w:val="26"/>
+                <w:lang w:val="en-US"/>
+              </w:rPr>
+              <w:t>[[GVLS.</w:t>
+            </w:r>
+            <w:r>
+              <w:rPr>
+                <w:rFonts w:ascii="Times New Roman" w:hAnsi="Times New Roman"/>
+                <w:color w:val="000000" w:themeColor="text1"/>
+                <w:sz w:val="26"/>
+                <w:szCs w:val="26"/>
+                <w:lang w:val="en-US"/>
+              </w:rPr>
+              <w:t>ChucDanhChucVuGV</w:t>
+            </w:r>
+            <w:r>
+              <w:rPr>
+                <w:rFonts w:ascii="Times New Roman" w:hAnsi="Times New Roman"/>
+                <w:color w:val="000000" w:themeColor="text1"/>
+                <w:sz w:val="26"/>
+                <w:szCs w:val="26"/>
+                <w:lang w:val="en-US"/>
+              </w:rPr>
+              <w:t>]]</w:t>
+            </w:r>
           </w:p>
         </w:tc>
         <w:tc>
@@ -854,166 +1035,39 @@
                 <w:color w:val="000000" w:themeColor="text1"/>
                 <w:sz w:val="26"/>
                 <w:szCs w:val="26"/>
+                <w:lang w:val="en-US"/>
               </w:rPr>
             </w:pPr>
-          </w:p>
-        </w:tc>
-      </w:tr>
-      <w:tr>
-        <w:tc>
-          <w:tcPr>
-            <w:tcW w:w="1188" w:type="dxa"/>
-          </w:tcPr>
-          <w:p>
-            <w:pPr>
-              <w:pStyle w:val="ListParagraph"/>
-              <w:numPr>
-                <w:ilvl w:val="0"/>
-                <w:numId w:val="2"/>
-              </w:numPr>
-              <w:shd w:val="clear" w:color="auto" w:fill="FFFFFF" w:themeFill="background1"/>
-              <w:spacing w:line="300" w:lineRule="auto"/>
-              <w:jc w:val="center"/>
-              <w:rPr>
-                <w:rFonts w:ascii="Times New Roman" w:hAnsi="Times New Roman"/>
-                <w:color w:val="000000" w:themeColor="text1"/>
-                <w:sz w:val="26"/>
-                <w:szCs w:val="26"/>
-              </w:rPr>
-            </w:pPr>
-          </w:p>
-        </w:tc>
-        <w:tc>
-          <w:tcPr>
-            <w:tcW w:w="3056" w:type="dxa"/>
-          </w:tcPr>
-          <w:p>
-            <w:pPr>
-              <w:shd w:val="clear" w:color="auto" w:fill="FFFFFF" w:themeFill="background1"/>
-              <w:spacing w:line="300" w:lineRule="auto"/>
-              <w:jc w:val="center"/>
-              <w:rPr>
-                <w:rFonts w:ascii="Times New Roman" w:hAnsi="Times New Roman"/>
-                <w:color w:val="000000" w:themeColor="text1"/>
-                <w:sz w:val="26"/>
-                <w:szCs w:val="26"/>
-              </w:rPr>
-            </w:pPr>
-          </w:p>
-        </w:tc>
-        <w:tc>
-          <w:tcPr>
-            <w:tcW w:w="2524" w:type="dxa"/>
-          </w:tcPr>
-          <w:p>
-            <w:pPr>
-              <w:shd w:val="clear" w:color="auto" w:fill="FFFFFF" w:themeFill="background1"/>
-              <w:spacing w:line="300" w:lineRule="auto"/>
-              <w:jc w:val="center"/>
-              <w:rPr>
-                <w:rFonts w:ascii="Times New Roman" w:hAnsi="Times New Roman"/>
-                <w:color w:val="000000" w:themeColor="text1"/>
-                <w:sz w:val="26"/>
-                <w:szCs w:val="26"/>
-              </w:rPr>
-            </w:pPr>
-          </w:p>
-        </w:tc>
-        <w:tc>
-          <w:tcPr>
-            <w:tcW w:w="2808" w:type="dxa"/>
-          </w:tcPr>
-          <w:p>
-            <w:pPr>
-              <w:shd w:val="clear" w:color="auto" w:fill="FFFFFF" w:themeFill="background1"/>
-              <w:spacing w:line="300" w:lineRule="auto"/>
-              <w:jc w:val="center"/>
-              <w:rPr>
-                <w:rFonts w:ascii="Times New Roman" w:hAnsi="Times New Roman"/>
-                <w:color w:val="000000" w:themeColor="text1"/>
-                <w:sz w:val="26"/>
-                <w:szCs w:val="26"/>
-              </w:rPr>
-            </w:pPr>
-          </w:p>
-        </w:tc>
-      </w:tr>
-      <w:tr>
-        <w:tc>
-          <w:tcPr>
-            <w:tcW w:w="1188" w:type="dxa"/>
-          </w:tcPr>
-          <w:p>
-            <w:pPr>
-              <w:pStyle w:val="ListParagraph"/>
-              <w:numPr>
-                <w:ilvl w:val="0"/>
-                <w:numId w:val="2"/>
-              </w:numPr>
-              <w:shd w:val="clear" w:color="auto" w:fill="FFFFFF" w:themeFill="background1"/>
-              <w:spacing w:line="300" w:lineRule="auto"/>
-              <w:jc w:val="center"/>
-              <w:rPr>
-                <w:rFonts w:ascii="Times New Roman" w:hAnsi="Times New Roman"/>
-                <w:color w:val="000000" w:themeColor="text1"/>
-                <w:sz w:val="26"/>
-                <w:szCs w:val="26"/>
-              </w:rPr>
-            </w:pPr>
-          </w:p>
-        </w:tc>
-        <w:tc>
-          <w:tcPr>
-            <w:tcW w:w="3056" w:type="dxa"/>
-          </w:tcPr>
-          <w:p>
-            <w:pPr>
-              <w:shd w:val="clear" w:color="auto" w:fill="FFFFFF" w:themeFill="background1"/>
-              <w:spacing w:line="300" w:lineRule="auto"/>
-              <w:jc w:val="center"/>
-              <w:rPr>
-                <w:rFonts w:ascii="Times New Roman" w:hAnsi="Times New Roman"/>
-                <w:color w:val="000000" w:themeColor="text1"/>
-                <w:sz w:val="26"/>
-                <w:szCs w:val="26"/>
-              </w:rPr>
-            </w:pPr>
-          </w:p>
-        </w:tc>
-        <w:tc>
-          <w:tcPr>
-            <w:tcW w:w="2524" w:type="dxa"/>
-          </w:tcPr>
-          <w:p>
-            <w:pPr>
-              <w:shd w:val="clear" w:color="auto" w:fill="FFFFFF" w:themeFill="background1"/>
-              <w:spacing w:line="300" w:lineRule="auto"/>
-              <w:jc w:val="center"/>
-              <w:rPr>
-                <w:rFonts w:ascii="Times New Roman" w:hAnsi="Times New Roman"/>
-                <w:color w:val="000000" w:themeColor="text1"/>
-                <w:sz w:val="26"/>
-                <w:szCs w:val="26"/>
-              </w:rPr>
-            </w:pPr>
-          </w:p>
-        </w:tc>
-        <w:tc>
-          <w:tcPr>
-            <w:tcW w:w="2808" w:type="dxa"/>
-          </w:tcPr>
-          <w:p>
-            <w:pPr>
-              <w:shd w:val="clear" w:color="auto" w:fill="FFFFFF" w:themeFill="background1"/>
-              <w:spacing w:line="300" w:lineRule="auto"/>
-              <w:jc w:val="center"/>
-              <w:rPr>
-                <w:rFonts w:ascii="Times New Roman" w:hAnsi="Times New Roman"/>
-                <w:color w:val="000000" w:themeColor="text1"/>
-                <w:sz w:val="26"/>
-                <w:szCs w:val="26"/>
-              </w:rPr>
-            </w:pPr>
+            <w:r>
+              <w:rPr>
+                <w:rFonts w:ascii="Times New Roman" w:hAnsi="Times New Roman"/>
+                <w:color w:val="000000" w:themeColor="text1"/>
+                <w:sz w:val="26"/>
+                <w:szCs w:val="26"/>
+                <w:lang w:val="en-US"/>
+              </w:rPr>
+              <w:t>[[GVLS.</w:t>
+            </w:r>
+            <w:r>
+              <w:rPr>
+                <w:rFonts w:ascii="Times New Roman" w:hAnsi="Times New Roman"/>
+                <w:color w:val="000000" w:themeColor="text1"/>
+                <w:sz w:val="26"/>
+                <w:szCs w:val="26"/>
+                <w:lang w:val="en-US"/>
+              </w:rPr>
+              <w:t>NoiCongTacGV</w:t>
+            </w:r>
+            <w:r>
+              <w:rPr>
+                <w:rFonts w:ascii="Times New Roman" w:hAnsi="Times New Roman"/>
+                <w:color w:val="000000" w:themeColor="text1"/>
+                <w:sz w:val="26"/>
+                <w:szCs w:val="26"/>
+                <w:lang w:val="en-US"/>
+              </w:rPr>
+              <w:t>]]</w:t>
+            </w:r>
           </w:p>
         </w:tc>
       </w:tr>
@@ -1109,8 +1163,8 @@
       <w:tblGrid>
         <w:gridCol w:w="1080"/>
         <w:gridCol w:w="3056"/>
-        <w:gridCol w:w="1960"/>
-        <w:gridCol w:w="3151"/>
+        <w:gridCol w:w="2524"/>
+        <w:gridCol w:w="2587"/>
       </w:tblGrid>
       <w:tr>
         <w:tc>
@@ -1175,7 +1229,7 @@
         </w:tc>
         <w:tc>
           <w:tcPr>
-            <w:tcW w:w="1960" w:type="dxa"/>
+            <w:tcW w:w="2524" w:type="dxa"/>
             <w:vAlign w:val="center"/>
           </w:tcPr>
           <w:p>
@@ -1205,7 +1259,7 @@
         </w:tc>
         <w:tc>
           <w:tcPr>
-            <w:tcW w:w="3151" w:type="dxa"/>
+            <w:tcW w:w="2587" w:type="dxa"/>
             <w:vAlign w:val="center"/>
           </w:tcPr>
           <w:p>
@@ -1262,7 +1316,7 @@
                 <w:sz w:val="26"/>
                 <w:szCs w:val="26"/>
               </w:rPr>
-              <w:t>1</w:t>
+              <w:t>[[GVCT.STT]]</w:t>
             </w:r>
           </w:p>
         </w:tc>
@@ -1275,339 +1329,173 @@
             <w:pPr>
               <w:shd w:val="clear" w:color="auto" w:fill="FFFFFF" w:themeFill="background1"/>
               <w:spacing w:line="300" w:lineRule="auto"/>
+              <w:jc w:val="center"/>
               <w:rPr>
                 <w:rFonts w:ascii="Times New Roman" w:hAnsi="Times New Roman"/>
                 <w:color w:val="000000" w:themeColor="text1"/>
               </w:rPr>
             </w:pPr>
+            <w:r>
+              <w:rPr>
+                <w:rFonts w:ascii="Times New Roman" w:hAnsi="Times New Roman"/>
+                <w:color w:val="000000" w:themeColor="text1"/>
+              </w:rPr>
+              <w:t>[[</w:t>
+            </w:r>
+            <w:r>
+              <w:rPr>
+                <w:rFonts w:ascii="Times New Roman" w:eastAsia="Calibri" w:hAnsi="Times New Roman"/>
+                <w:color w:val="000000" w:themeColor="text1"/>
+                <w:sz w:val="26"/>
+                <w:szCs w:val="26"/>
+              </w:rPr>
+              <w:t>GVCT</w:t>
+            </w:r>
+            <w:r>
+              <w:rPr>
+                <w:rFonts w:ascii="Times New Roman" w:hAnsi="Times New Roman"/>
+                <w:color w:val="000000" w:themeColor="text1"/>
+                <w:sz w:val="26"/>
+                <w:szCs w:val="26"/>
+              </w:rPr>
+              <w:t>.</w:t>
+            </w:r>
+            <w:r>
+              <w:rPr>
+                <w:rFonts w:ascii="Times New Roman" w:hAnsi="Times New Roman"/>
+                <w:color w:val="000000" w:themeColor="text1"/>
+                <w:sz w:val="26"/>
+                <w:szCs w:val="26"/>
+              </w:rPr>
+              <w:t>HoTenGV</w:t>
+            </w:r>
+            <w:r>
+              <w:rPr>
+                <w:rFonts w:ascii="Times New Roman" w:hAnsi="Times New Roman"/>
+                <w:color w:val="000000" w:themeColor="text1"/>
+              </w:rPr>
+              <w:t>]]</w:t>
+            </w:r>
           </w:p>
         </w:tc>
         <w:tc>
           <w:tcPr>
-            <w:tcW w:w="1960" w:type="dxa"/>
+            <w:tcW w:w="2524" w:type="dxa"/>
             <w:vAlign w:val="center"/>
           </w:tcPr>
           <w:p>
             <w:pPr>
               <w:shd w:val="clear" w:color="auto" w:fill="FFFFFF" w:themeFill="background1"/>
               <w:spacing w:line="300" w:lineRule="auto"/>
+              <w:jc w:val="center"/>
               <w:rPr>
                 <w:rFonts w:ascii="Times New Roman" w:hAnsi="Times New Roman"/>
                 <w:color w:val="000000" w:themeColor="text1"/>
               </w:rPr>
             </w:pPr>
+            <w:r>
+              <w:rPr>
+                <w:rFonts w:ascii="Times New Roman" w:hAnsi="Times New Roman"/>
+                <w:color w:val="000000" w:themeColor="text1"/>
+              </w:rPr>
+              <w:t>[[</w:t>
+            </w:r>
+            <w:r>
+              <w:rPr>
+                <w:rFonts w:ascii="Times New Roman" w:eastAsia="Calibri" w:hAnsi="Times New Roman"/>
+                <w:color w:val="000000" w:themeColor="text1"/>
+                <w:sz w:val="26"/>
+                <w:szCs w:val="26"/>
+              </w:rPr>
+              <w:t>GVCT</w:t>
+            </w:r>
+            <w:r>
+              <w:rPr>
+                <w:rFonts w:ascii="Times New Roman" w:hAnsi="Times New Roman"/>
+                <w:color w:val="000000" w:themeColor="text1"/>
+                <w:sz w:val="26"/>
+                <w:szCs w:val="26"/>
+              </w:rPr>
+              <w:t>.</w:t>
+            </w:r>
+            <w:r>
+              <w:rPr>
+                <w:rFonts w:ascii="Times New Roman" w:hAnsi="Times New Roman"/>
+                <w:color w:val="000000" w:themeColor="text1"/>
+                <w:sz w:val="26"/>
+                <w:szCs w:val="26"/>
+              </w:rPr>
+              <w:t>ChucDanhChucVuGV</w:t>
+            </w:r>
+            <w:r>
+              <w:rPr>
+                <w:rFonts w:ascii="Times New Roman" w:hAnsi="Times New Roman"/>
+                <w:color w:val="000000" w:themeColor="text1"/>
+              </w:rPr>
+              <w:t>]]</w:t>
+            </w:r>
           </w:p>
         </w:tc>
         <w:tc>
           <w:tcPr>
-            <w:tcW w:w="3151" w:type="dxa"/>
+            <w:tcW w:w="2587" w:type="dxa"/>
             <w:vAlign w:val="center"/>
           </w:tcPr>
           <w:p>
             <w:pPr>
               <w:shd w:val="clear" w:color="auto" w:fill="FFFFFF" w:themeFill="background1"/>
               <w:spacing w:line="300" w:lineRule="auto"/>
+              <w:jc w:val="center"/>
               <w:rPr>
                 <w:rFonts w:ascii="Times New Roman" w:hAnsi="Times New Roman"/>
                 <w:color w:val="000000" w:themeColor="text1"/>
               </w:rPr>
             </w:pPr>
-          </w:p>
-        </w:tc>
-      </w:tr>
-      <w:tr>
-        <w:tc>
-          <w:tcPr>
-            <w:tcW w:w="1080" w:type="dxa"/>
-          </w:tcPr>
-          <w:p>
-            <w:pPr>
-              <w:shd w:val="clear" w:color="auto" w:fill="FFFFFF" w:themeFill="background1"/>
-              <w:tabs>
-                <w:tab w:val="left" w:pos="375"/>
-                <w:tab w:val="center" w:pos="486"/>
-              </w:tabs>
-              <w:spacing w:line="300" w:lineRule="auto"/>
-              <w:jc w:val="center"/>
+            <w:r>
+              <w:rPr>
+                <w:rFonts w:ascii="Times New Roman" w:hAnsi="Times New Roman"/>
+                <w:color w:val="000000" w:themeColor="text1"/>
+              </w:rPr>
+              <w:t>[[</w:t>
+            </w:r>
+            <w:r>
               <w:rPr>
                 <w:rFonts w:ascii="Times New Roman" w:eastAsia="Calibri" w:hAnsi="Times New Roman"/>
                 <w:color w:val="000000" w:themeColor="text1"/>
                 <w:sz w:val="26"/>
                 <w:szCs w:val="26"/>
               </w:rPr>
-            </w:pPr>
-            <w:r>
-              <w:rPr>
-                <w:rFonts w:ascii="Times New Roman" w:eastAsia="Calibri" w:hAnsi="Times New Roman"/>
-                <w:color w:val="000000" w:themeColor="text1"/>
-                <w:sz w:val="26"/>
-                <w:szCs w:val="26"/>
-              </w:rPr>
-              <w:t>2</w:t>
-            </w:r>
-          </w:p>
-        </w:tc>
-        <w:tc>
-          <w:tcPr>
-            <w:tcW w:w="3056" w:type="dxa"/>
-            <w:vAlign w:val="center"/>
-          </w:tcPr>
-          <w:p>
-            <w:pPr>
-              <w:shd w:val="clear" w:color="auto" w:fill="FFFFFF" w:themeFill="background1"/>
-              <w:spacing w:line="300" w:lineRule="auto"/>
-              <w:rPr>
-                <w:rFonts w:ascii="Times New Roman" w:hAnsi="Times New Roman"/>
-                <w:color w:val="000000" w:themeColor="text1"/>
-              </w:rPr>
-            </w:pPr>
-          </w:p>
-        </w:tc>
-        <w:tc>
-          <w:tcPr>
-            <w:tcW w:w="1960" w:type="dxa"/>
-            <w:vAlign w:val="center"/>
-          </w:tcPr>
-          <w:p>
-            <w:pPr>
-              <w:shd w:val="clear" w:color="auto" w:fill="FFFFFF" w:themeFill="background1"/>
-              <w:spacing w:line="300" w:lineRule="auto"/>
-              <w:rPr>
-                <w:rFonts w:ascii="Times New Roman" w:hAnsi="Times New Roman"/>
-                <w:color w:val="000000" w:themeColor="text1"/>
-              </w:rPr>
-            </w:pPr>
-          </w:p>
-        </w:tc>
-        <w:tc>
-          <w:tcPr>
-            <w:tcW w:w="3151" w:type="dxa"/>
-            <w:vAlign w:val="center"/>
-          </w:tcPr>
-          <w:p>
-            <w:pPr>
-              <w:shd w:val="clear" w:color="auto" w:fill="FFFFFF" w:themeFill="background1"/>
-              <w:spacing w:line="300" w:lineRule="auto"/>
-              <w:rPr>
-                <w:rFonts w:ascii="Times New Roman" w:hAnsi="Times New Roman"/>
-                <w:color w:val="000000" w:themeColor="text1"/>
-              </w:rPr>
-            </w:pPr>
-          </w:p>
-        </w:tc>
-      </w:tr>
-      <w:tr>
-        <w:tc>
-          <w:tcPr>
-            <w:tcW w:w="1080" w:type="dxa"/>
-          </w:tcPr>
-          <w:p>
-            <w:pPr>
-              <w:shd w:val="clear" w:color="auto" w:fill="FFFFFF" w:themeFill="background1"/>
-              <w:tabs>
-                <w:tab w:val="left" w:pos="375"/>
-                <w:tab w:val="center" w:pos="486"/>
-              </w:tabs>
-              <w:spacing w:line="300" w:lineRule="auto"/>
-              <w:jc w:val="center"/>
-              <w:rPr>
-                <w:rFonts w:ascii="Times New Roman" w:eastAsia="Calibri" w:hAnsi="Times New Roman"/>
-                <w:color w:val="000000" w:themeColor="text1"/>
-                <w:sz w:val="26"/>
-                <w:szCs w:val="26"/>
-              </w:rPr>
-            </w:pPr>
-            <w:r>
-              <w:rPr>
-                <w:rFonts w:ascii="Times New Roman" w:eastAsia="Calibri" w:hAnsi="Times New Roman"/>
-                <w:color w:val="000000" w:themeColor="text1"/>
-                <w:sz w:val="26"/>
-                <w:szCs w:val="26"/>
-              </w:rPr>
-              <w:t>3</w:t>
-            </w:r>
-          </w:p>
-        </w:tc>
-        <w:tc>
-          <w:tcPr>
-            <w:tcW w:w="3056" w:type="dxa"/>
-            <w:vAlign w:val="center"/>
-          </w:tcPr>
-          <w:p>
-            <w:pPr>
-              <w:shd w:val="clear" w:color="auto" w:fill="FFFFFF" w:themeFill="background1"/>
-              <w:spacing w:line="300" w:lineRule="auto"/>
-              <w:rPr>
-                <w:rFonts w:ascii="Times New Roman" w:hAnsi="Times New Roman"/>
-                <w:color w:val="000000" w:themeColor="text1"/>
-              </w:rPr>
-            </w:pPr>
-          </w:p>
-        </w:tc>
-        <w:tc>
-          <w:tcPr>
-            <w:tcW w:w="1960" w:type="dxa"/>
-            <w:vAlign w:val="center"/>
-          </w:tcPr>
-          <w:p>
-            <w:pPr>
-              <w:shd w:val="clear" w:color="auto" w:fill="FFFFFF" w:themeFill="background1"/>
-              <w:spacing w:line="300" w:lineRule="auto"/>
-              <w:rPr>
-                <w:rFonts w:ascii="Times New Roman" w:hAnsi="Times New Roman"/>
-                <w:color w:val="000000" w:themeColor="text1"/>
-              </w:rPr>
-            </w:pPr>
-          </w:p>
-        </w:tc>
-        <w:tc>
-          <w:tcPr>
-            <w:tcW w:w="3151" w:type="dxa"/>
-            <w:vAlign w:val="center"/>
-          </w:tcPr>
-          <w:p>
-            <w:pPr>
-              <w:shd w:val="clear" w:color="auto" w:fill="FFFFFF" w:themeFill="background1"/>
-              <w:spacing w:line="300" w:lineRule="auto"/>
-              <w:rPr>
-                <w:rFonts w:ascii="Times New Roman" w:hAnsi="Times New Roman"/>
-                <w:color w:val="000000" w:themeColor="text1"/>
-              </w:rPr>
-            </w:pPr>
+              <w:t>GVCT</w:t>
+            </w:r>
+            <w:r>
+              <w:rPr>
+                <w:rFonts w:ascii="Times New Roman" w:hAnsi="Times New Roman"/>
+                <w:color w:val="000000" w:themeColor="text1"/>
+                <w:sz w:val="26"/>
+                <w:szCs w:val="26"/>
+              </w:rPr>
+              <w:t>.</w:t>
+            </w:r>
+            <w:r>
+              <w:rPr>
+                <w:rFonts w:ascii="Times New Roman" w:hAnsi="Times New Roman"/>
+                <w:color w:val="000000" w:themeColor="text1"/>
+                <w:sz w:val="26"/>
+                <w:szCs w:val="26"/>
+              </w:rPr>
+              <w:t>NoiCongTacGV</w:t>
+            </w:r>
+            <w:r>
+              <w:rPr>
+                <w:rFonts w:ascii="Times New Roman" w:hAnsi="Times New Roman"/>
+                <w:color w:val="000000" w:themeColor="text1"/>
+              </w:rPr>
+              <w:t>]]</w:t>
+            </w:r>
           </w:p>
         </w:tc>
       </w:tr>
     </w:tbl>
-    <w:p>
-      <w:pPr>
-        <w:shd w:val="clear" w:color="auto" w:fill="FFFFFF" w:themeFill="background1"/>
-        <w:spacing w:line="300" w:lineRule="auto"/>
-        <w:rPr>
-          <w:rFonts w:ascii="Times New Roman" w:hAnsi="Times New Roman"/>
-          <w:b/>
-          <w:color w:val="000000" w:themeColor="text1"/>
-          <w:sz w:val="32"/>
-          <w:szCs w:val="32"/>
-        </w:rPr>
-      </w:pPr>
-    </w:p>
-    <w:p>
-      <w:pPr>
-        <w:shd w:val="clear" w:color="auto" w:fill="FFFFFF" w:themeFill="background1"/>
-        <w:spacing w:line="300" w:lineRule="auto"/>
-        <w:rPr>
-          <w:rFonts w:ascii="Times New Roman" w:hAnsi="Times New Roman"/>
-          <w:b/>
-          <w:color w:val="000000" w:themeColor="text1"/>
-          <w:sz w:val="32"/>
-          <w:szCs w:val="32"/>
-        </w:rPr>
-      </w:pPr>
-    </w:p>
-    <w:p>
-      <w:pPr>
-        <w:shd w:val="clear" w:color="auto" w:fill="FFFFFF" w:themeFill="background1"/>
-        <w:spacing w:line="300" w:lineRule="auto"/>
-        <w:rPr>
-          <w:rFonts w:ascii="Times New Roman" w:hAnsi="Times New Roman"/>
-          <w:b/>
-          <w:color w:val="000000" w:themeColor="text1"/>
-          <w:sz w:val="32"/>
-          <w:szCs w:val="32"/>
-        </w:rPr>
-      </w:pPr>
-    </w:p>
-    <w:p>
-      <w:pPr>
-        <w:shd w:val="clear" w:color="auto" w:fill="FFFFFF" w:themeFill="background1"/>
-        <w:spacing w:line="300" w:lineRule="auto"/>
-        <w:rPr>
-          <w:rFonts w:ascii="Times New Roman" w:hAnsi="Times New Roman"/>
-          <w:b/>
-          <w:color w:val="000000" w:themeColor="text1"/>
-          <w:sz w:val="32"/>
-          <w:szCs w:val="32"/>
-        </w:rPr>
-      </w:pPr>
-    </w:p>
-    <w:p>
-      <w:pPr>
-        <w:shd w:val="clear" w:color="auto" w:fill="FFFFFF" w:themeFill="background1"/>
-        <w:spacing w:line="300" w:lineRule="auto"/>
-        <w:rPr>
-          <w:rFonts w:ascii="Times New Roman" w:hAnsi="Times New Roman"/>
-          <w:b/>
-          <w:color w:val="000000" w:themeColor="text1"/>
-          <w:sz w:val="32"/>
-          <w:szCs w:val="32"/>
-        </w:rPr>
-      </w:pPr>
-    </w:p>
-    <w:p>
-      <w:pPr>
-        <w:shd w:val="clear" w:color="auto" w:fill="FFFFFF" w:themeFill="background1"/>
-        <w:spacing w:line="300" w:lineRule="auto"/>
-        <w:rPr>
-          <w:rFonts w:ascii="Times New Roman" w:hAnsi="Times New Roman"/>
-          <w:b/>
-          <w:color w:val="000000" w:themeColor="text1"/>
-          <w:sz w:val="32"/>
-          <w:szCs w:val="32"/>
-        </w:rPr>
-      </w:pPr>
-    </w:p>
-    <w:p>
-      <w:pPr>
-        <w:shd w:val="clear" w:color="auto" w:fill="FFFFFF" w:themeFill="background1"/>
-        <w:spacing w:line="300" w:lineRule="auto"/>
-        <w:rPr>
-          <w:rFonts w:ascii="Times New Roman" w:hAnsi="Times New Roman"/>
-          <w:b/>
-          <w:color w:val="000000" w:themeColor="text1"/>
-          <w:sz w:val="32"/>
-          <w:szCs w:val="32"/>
-        </w:rPr>
-      </w:pPr>
-    </w:p>
-    <w:p>
-      <w:pPr>
-        <w:shd w:val="clear" w:color="auto" w:fill="FFFFFF" w:themeFill="background1"/>
-        <w:spacing w:line="300" w:lineRule="auto"/>
-        <w:rPr>
-          <w:rFonts w:ascii="Times New Roman" w:hAnsi="Times New Roman"/>
-          <w:b/>
-          <w:color w:val="000000" w:themeColor="text1"/>
-          <w:sz w:val="32"/>
-          <w:szCs w:val="32"/>
-        </w:rPr>
-      </w:pPr>
-    </w:p>
-    <w:p>
-      <w:pPr>
-        <w:shd w:val="clear" w:color="auto" w:fill="FFFFFF" w:themeFill="background1"/>
-        <w:spacing w:line="300" w:lineRule="auto"/>
-        <w:rPr>
-          <w:rFonts w:ascii="Times New Roman" w:hAnsi="Times New Roman"/>
-          <w:b/>
-          <w:color w:val="000000" w:themeColor="text1"/>
-          <w:sz w:val="32"/>
-          <w:szCs w:val="32"/>
-        </w:rPr>
-      </w:pPr>
-    </w:p>
-    <w:p>
-      <w:pPr>
-        <w:shd w:val="clear" w:color="auto" w:fill="FFFFFF" w:themeFill="background1"/>
-        <w:spacing w:line="300" w:lineRule="auto"/>
-        <w:rPr>
-          <w:rFonts w:ascii="Times New Roman" w:hAnsi="Times New Roman"/>
-          <w:b/>
-          <w:color w:val="000000" w:themeColor="text1"/>
-          <w:sz w:val="32"/>
-          <w:szCs w:val="32"/>
-        </w:rPr>
-      </w:pPr>
-    </w:p>
     <w:p/>
     <w:sectPr>
       <w:pgSz w:w="11907" w:h="16840" w:code="9"/>
@@ -1620,7 +1508,7 @@
 </file>
 
 <file path=word/numbering.xml><?xml version="1.0" encoding="utf-8"?>
-<w:numbering xmlns:wpc="http://schemas.microsoft.com/office/word/2010/wordprocessingCanvas" xmlns:cx="http://schemas.microsoft.com/office/drawing/2014/chartex" xmlns:cx1="http://schemas.microsoft.com/office/drawing/2015/9/8/chartex" xmlns:cx2="http://schemas.microsoft.com/office/drawing/2015/10/21/chartex" xmlns:cx3="http://schemas.microsoft.com/office/drawing/2016/5/9/chartex" xmlns:cx4="http://schemas.microsoft.com/office/drawing/2016/5/10/chartex" xmlns:cx5="http://schemas.microsoft.com/office/drawing/2016/5/11/chartex" xmlns:cx6="http://schemas.microsoft.com/office/drawing/2016/5/12/chartex" xmlns:cx7="http://schemas.microsoft.com/office/drawing/2016/5/13/chartex" xmlns:cx8="http://schemas.microsoft.com/office/drawing/2016/5/14/chartex" xmlns:mc="http://schemas.openxmlformats.org/markup-compatibility/2006" xmlns:aink="http://schemas.microsoft.com/office/drawing/2016/ink" xmlns:am3d="http://schemas.microsoft.com/office/drawing/2017/model3d" xmlns:o="urn:schemas-microsoft-com:office:office" xmlns:oel="http://schemas.microsoft.com/office/2019/extlst" xmlns:r="http://schemas.openxmlformats.org/officeDocument/2006/relationships" xmlns:m="http://schemas.openxmlformats.org/officeDocument/2006/math" xmlns:v="urn:schemas-microsoft-com:vml" xmlns:wp14="http://schemas.microsoft.com/office/word/2010/wordprocessingDrawing" xmlns:wp="http://schemas.openxmlformats.org/drawingml/2006/wordprocessingDrawing" xmlns:w10="urn:schemas-microsoft-com:office:word" xmlns:w="http://schemas.openxmlformats.org/wordprocessingml/2006/main" xmlns:w14="http://schemas.microsoft.com/office/word/2010/wordml" xmlns:w15="http://schemas.microsoft.com/office/word/2012/wordml" xmlns:w16cex="http://schemas.microsoft.com/office/word/2018/wordml/cex" xmlns:w16cid="http://schemas.microsoft.com/office/word/2016/wordml/cid" xmlns:w16="http://schemas.microsoft.com/office/word/2018/wordml" xmlns:w16sdtdh="http://schemas.microsoft.com/office/word/2020/wordml/sdtdatahash" xmlns:w16se="http://schemas.microsoft.com/office/word/2015/wordml/symex" xmlns:wpg="http://schemas.microsoft.com/office/word/2010/wordprocessingGroup" xmlns:wpi="http://schemas.microsoft.com/office/word/2010/wordprocessingInk" xmlns:wne="http://schemas.microsoft.com/office/word/2006/wordml" xmlns:wps="http://schemas.microsoft.com/office/word/2010/wordprocessingShape" mc:Ignorable="w14 w15 w16se w16cid w16 w16cex w16sdtdh wp14">
+<w:numbering xmlns:wpc="http://schemas.microsoft.com/office/word/2010/wordprocessingCanvas" xmlns:cx="http://schemas.microsoft.com/office/drawing/2014/chartex" xmlns:cx1="http://schemas.microsoft.com/office/drawing/2015/9/8/chartex" xmlns:cx2="http://schemas.microsoft.com/office/drawing/2015/10/21/chartex" xmlns:cx3="http://schemas.microsoft.com/office/drawing/2016/5/9/chartex" xmlns:cx4="http://schemas.microsoft.com/office/drawing/2016/5/10/chartex" xmlns:cx5="http://schemas.microsoft.com/office/drawing/2016/5/11/chartex" xmlns:cx6="http://schemas.microsoft.com/office/drawing/2016/5/12/chartex" xmlns:cx7="http://schemas.microsoft.com/office/drawing/2016/5/13/chartex" xmlns:cx8="http://schemas.microsoft.com/office/drawing/2016/5/14/chartex" xmlns:mc="http://schemas.openxmlformats.org/markup-compatibility/2006" xmlns:aink="http://schemas.microsoft.com/office/drawing/2016/ink" xmlns:am3d="http://schemas.microsoft.com/office/drawing/2017/model3d" xmlns:o="urn:schemas-microsoft-com:office:office" xmlns:oel="http://schemas.microsoft.com/office/2019/extlst" xmlns:r="http://schemas.openxmlformats.org/officeDocument/2006/relationships" xmlns:m="http://schemas.openxmlformats.org/officeDocument/2006/math" xmlns:v="urn:schemas-microsoft-com:vml" xmlns:wp14="http://schemas.microsoft.com/office/word/2010/wordprocessingDrawing" xmlns:wp="http://schemas.openxmlformats.org/drawingml/2006/wordprocessingDrawing" xmlns:w10="urn:schemas-microsoft-com:office:word" xmlns:w="http://schemas.openxmlformats.org/wordprocessingml/2006/main" xmlns:w14="http://schemas.microsoft.com/office/word/2010/wordml" xmlns:w15="http://schemas.microsoft.com/office/word/2012/wordml" xmlns:w16cex="http://schemas.microsoft.com/office/word/2018/wordml/cex" xmlns:w16cid="http://schemas.microsoft.com/office/word/2016/wordml/cid" xmlns:w16="http://schemas.microsoft.com/office/word/2018/wordml" xmlns:w16du="http://schemas.microsoft.com/office/word/2023/wordml/word16du" xmlns:w16sdtdh="http://schemas.microsoft.com/office/word/2020/wordml/sdtdatahash" xmlns:w16sdtfl="http://schemas.microsoft.com/office/word/2024/wordml/sdtformatlock" xmlns:w16se="http://schemas.microsoft.com/office/word/2015/wordml/symex" xmlns:wpg="http://schemas.microsoft.com/office/word/2010/wordprocessingGroup" xmlns:wpi="http://schemas.microsoft.com/office/word/2010/wordprocessingInk" xmlns:wne="http://schemas.microsoft.com/office/word/2006/wordml" xmlns:wps="http://schemas.microsoft.com/office/word/2010/wordprocessingShape" mc:Ignorable="w14 w15 w16se w16cid w16 w16cex w16sdtdh w16sdtfl w16du wp14">
   <w:abstractNum w:abstractNumId="0" w15:restartNumberingAfterBreak="0">
     <w:nsid w:val="46E802EF"/>
     <w:multiLevelType w:val="hybridMultilevel"/>
@@ -1803,7 +1691,7 @@
 </file>
 
 <file path=word/styles.xml><?xml version="1.0" encoding="utf-8"?>
-<w:styles xmlns:mc="http://schemas.openxmlformats.org/markup-compatibility/2006" xmlns:r="http://schemas.openxmlformats.org/officeDocument/2006/relationships" xmlns:w="http://schemas.openxmlformats.org/wordprocessingml/2006/main" xmlns:w14="http://schemas.microsoft.com/office/word/2010/wordml" xmlns:w15="http://schemas.microsoft.com/office/word/2012/wordml" xmlns:w16cex="http://schemas.microsoft.com/office/word/2018/wordml/cex" xmlns:w16cid="http://schemas.microsoft.com/office/word/2016/wordml/cid" xmlns:w16="http://schemas.microsoft.com/office/word/2018/wordml" xmlns:w16sdtdh="http://schemas.microsoft.com/office/word/2020/wordml/sdtdatahash" xmlns:w16se="http://schemas.microsoft.com/office/word/2015/wordml/symex" mc:Ignorable="w14 w15 w16se w16cid w16 w16cex w16sdtdh">
+<w:styles xmlns:mc="http://schemas.openxmlformats.org/markup-compatibility/2006" xmlns:r="http://schemas.openxmlformats.org/officeDocument/2006/relationships" xmlns:w="http://schemas.openxmlformats.org/wordprocessingml/2006/main" xmlns:w14="http://schemas.microsoft.com/office/word/2010/wordml" xmlns:w15="http://schemas.microsoft.com/office/word/2012/wordml" xmlns:w16cex="http://schemas.microsoft.com/office/word/2018/wordml/cex" xmlns:w16cid="http://schemas.microsoft.com/office/word/2016/wordml/cid" xmlns:w16="http://schemas.microsoft.com/office/word/2018/wordml" xmlns:w16du="http://schemas.microsoft.com/office/word/2023/wordml/word16du" xmlns:w16sdtdh="http://schemas.microsoft.com/office/word/2020/wordml/sdtdatahash" xmlns:w16sdtfl="http://schemas.microsoft.com/office/word/2024/wordml/sdtformatlock" xmlns:w16se="http://schemas.microsoft.com/office/word/2015/wordml/symex" mc:Ignorable="w14 w15 w16se w16cid w16 w16cex w16sdtdh w16sdtfl w16du">
   <w:docDefaults>
     <w:rPrDefault>
       <w:rPr>

--- a/QTQLĐT&HTQT03/Phụ lục II.docx
+++ b/QTQLĐT&HTQT03/Phụ lục II.docx
@@ -312,9 +312,19 @@
           <w:color w:val="000000" w:themeColor="text1"/>
           <w:sz w:val="26"/>
           <w:szCs w:val="26"/>
+        </w:rPr>
+      </w:pPr>
+      <w:r>
+        <w:rPr>
+          <w:rFonts w:ascii="Times New Roman" w:hAnsi="Times New Roman"/>
+          <w:i/>
+          <w:color w:val="000000" w:themeColor="text1"/>
+          <w:sz w:val="26"/>
+          <w:szCs w:val="26"/>
           <w:lang w:val="vi-VN"/>
         </w:rPr>
-      </w:pPr>
+        <w:t xml:space="preserve">(Kèm theo Quyết định số </w:t>
+      </w:r>
       <w:r>
         <w:rPr>
           <w:rFonts w:ascii="Times New Roman" w:hAnsi="Times New Roman"/>
@@ -322,9 +332,49 @@
           <w:color w:val="000000" w:themeColor="text1"/>
           <w:sz w:val="26"/>
           <w:szCs w:val="26"/>
+        </w:rPr>
+        <w:t>[[So]]</w:t>
+      </w:r>
+      <w:r>
+        <w:rPr>
+          <w:rFonts w:ascii="Times New Roman" w:hAnsi="Times New Roman"/>
+          <w:i/>
+          <w:color w:val="000000" w:themeColor="text1"/>
+          <w:sz w:val="26"/>
+          <w:szCs w:val="26"/>
           <w:lang w:val="vi-VN"/>
         </w:rPr>
-        <w:t>(Kèm theo Quyết định số               /QĐ-PSTW ngày          tháng         năm 2024</w:t>
+        <w:t xml:space="preserve">/QĐ-PSTW </w:t>
+      </w:r>
+      <w:r>
+        <w:rPr>
+          <w:rFonts w:ascii="Times New Roman" w:hAnsi="Times New Roman"/>
+          <w:i/>
+          <w:color w:val="000000" w:themeColor="text1"/>
+          <w:sz w:val="26"/>
+          <w:szCs w:val="26"/>
+        </w:rPr>
+        <w:t>[[</w:t>
+      </w:r>
+      <w:r>
+        <w:rPr>
+          <w:rFonts w:ascii="Times New Roman" w:hAnsi="Times New Roman"/>
+          <w:i/>
+          <w:color w:val="000000" w:themeColor="text1"/>
+          <w:sz w:val="26"/>
+          <w:szCs w:val="26"/>
+        </w:rPr>
+        <w:t>NgayThangNamHienTaiDayDu</w:t>
+      </w:r>
+      <w:r>
+        <w:rPr>
+          <w:rFonts w:ascii="Times New Roman" w:hAnsi="Times New Roman"/>
+          <w:i/>
+          <w:color w:val="000000" w:themeColor="text1"/>
+          <w:sz w:val="26"/>
+          <w:szCs w:val="26"/>
+        </w:rPr>
+        <w:t>]]</w:t>
       </w:r>
     </w:p>
     <w:p>
@@ -546,7 +596,27 @@
                 <w:szCs w:val="26"/>
                 <w:lang w:val="en-US"/>
               </w:rPr>
+              <w:t>[[</w:t>
+            </w:r>
+            <w:r>
+              <w:rPr>
+                <w:rFonts w:ascii="Times New Roman" w:hAnsi="Times New Roman"/>
+                <w:color w:val="000000" w:themeColor="text1"/>
+                <w:sz w:val="26"/>
+                <w:szCs w:val="26"/>
+                <w:lang w:val="en-US"/>
+              </w:rPr>
               <w:t>GVLT.STT</w:t>
+            </w:r>
+            <w:r>
+              <w:rPr>
+                <w:rFonts w:ascii="Times New Roman" w:hAnsi="Times New Roman"/>
+                <w:color w:val="000000" w:themeColor="text1"/>
+                <w:sz w:val="26"/>
+                <w:szCs w:val="26"/>
+                <w:lang w:val="en-US"/>
+              </w:rPr>
+              <w:t>]]</w:t>
             </w:r>
           </w:p>
         </w:tc>
@@ -1340,41 +1410,7 @@
                 <w:rFonts w:ascii="Times New Roman" w:hAnsi="Times New Roman"/>
                 <w:color w:val="000000" w:themeColor="text1"/>
               </w:rPr>
-              <w:t>[[</w:t>
-            </w:r>
-            <w:r>
-              <w:rPr>
-                <w:rFonts w:ascii="Times New Roman" w:eastAsia="Calibri" w:hAnsi="Times New Roman"/>
-                <w:color w:val="000000" w:themeColor="text1"/>
-                <w:sz w:val="26"/>
-                <w:szCs w:val="26"/>
-              </w:rPr>
-              <w:t>GVCT</w:t>
-            </w:r>
-            <w:r>
-              <w:rPr>
-                <w:rFonts w:ascii="Times New Roman" w:hAnsi="Times New Roman"/>
-                <w:color w:val="000000" w:themeColor="text1"/>
-                <w:sz w:val="26"/>
-                <w:szCs w:val="26"/>
-              </w:rPr>
-              <w:t>.</w:t>
-            </w:r>
-            <w:r>
-              <w:rPr>
-                <w:rFonts w:ascii="Times New Roman" w:hAnsi="Times New Roman"/>
-                <w:color w:val="000000" w:themeColor="text1"/>
-                <w:sz w:val="26"/>
-                <w:szCs w:val="26"/>
-              </w:rPr>
-              <w:t>HoTenGV</w:t>
-            </w:r>
-            <w:r>
-              <w:rPr>
-                <w:rFonts w:ascii="Times New Roman" w:hAnsi="Times New Roman"/>
-                <w:color w:val="000000" w:themeColor="text1"/>
-              </w:rPr>
-              <w:t>]]</w:t>
+              <w:t>[[GVCT.HoTenGV]]</w:t>
             </w:r>
           </w:p>
         </w:tc>
@@ -1398,41 +1434,7 @@
                 <w:rFonts w:ascii="Times New Roman" w:hAnsi="Times New Roman"/>
                 <w:color w:val="000000" w:themeColor="text1"/>
               </w:rPr>
-              <w:t>[[</w:t>
-            </w:r>
-            <w:r>
-              <w:rPr>
-                <w:rFonts w:ascii="Times New Roman" w:eastAsia="Calibri" w:hAnsi="Times New Roman"/>
-                <w:color w:val="000000" w:themeColor="text1"/>
-                <w:sz w:val="26"/>
-                <w:szCs w:val="26"/>
-              </w:rPr>
-              <w:t>GVCT</w:t>
-            </w:r>
-            <w:r>
-              <w:rPr>
-                <w:rFonts w:ascii="Times New Roman" w:hAnsi="Times New Roman"/>
-                <w:color w:val="000000" w:themeColor="text1"/>
-                <w:sz w:val="26"/>
-                <w:szCs w:val="26"/>
-              </w:rPr>
-              <w:t>.</w:t>
-            </w:r>
-            <w:r>
-              <w:rPr>
-                <w:rFonts w:ascii="Times New Roman" w:hAnsi="Times New Roman"/>
-                <w:color w:val="000000" w:themeColor="text1"/>
-                <w:sz w:val="26"/>
-                <w:szCs w:val="26"/>
-              </w:rPr>
-              <w:t>ChucDanhChucVuGV</w:t>
-            </w:r>
-            <w:r>
-              <w:rPr>
-                <w:rFonts w:ascii="Times New Roman" w:hAnsi="Times New Roman"/>
-                <w:color w:val="000000" w:themeColor="text1"/>
-              </w:rPr>
-              <w:t>]]</w:t>
+              <w:t>[[GVCT.ChucDanhChucVuGV]]</w:t>
             </w:r>
           </w:p>
         </w:tc>
@@ -1456,41 +1458,7 @@
                 <w:rFonts w:ascii="Times New Roman" w:hAnsi="Times New Roman"/>
                 <w:color w:val="000000" w:themeColor="text1"/>
               </w:rPr>
-              <w:t>[[</w:t>
-            </w:r>
-            <w:r>
-              <w:rPr>
-                <w:rFonts w:ascii="Times New Roman" w:eastAsia="Calibri" w:hAnsi="Times New Roman"/>
-                <w:color w:val="000000" w:themeColor="text1"/>
-                <w:sz w:val="26"/>
-                <w:szCs w:val="26"/>
-              </w:rPr>
-              <w:t>GVCT</w:t>
-            </w:r>
-            <w:r>
-              <w:rPr>
-                <w:rFonts w:ascii="Times New Roman" w:hAnsi="Times New Roman"/>
-                <w:color w:val="000000" w:themeColor="text1"/>
-                <w:sz w:val="26"/>
-                <w:szCs w:val="26"/>
-              </w:rPr>
-              <w:t>.</w:t>
-            </w:r>
-            <w:r>
-              <w:rPr>
-                <w:rFonts w:ascii="Times New Roman" w:hAnsi="Times New Roman"/>
-                <w:color w:val="000000" w:themeColor="text1"/>
-                <w:sz w:val="26"/>
-                <w:szCs w:val="26"/>
-              </w:rPr>
-              <w:t>NoiCongTacGV</w:t>
-            </w:r>
-            <w:r>
-              <w:rPr>
-                <w:rFonts w:ascii="Times New Roman" w:hAnsi="Times New Roman"/>
-                <w:color w:val="000000" w:themeColor="text1"/>
-              </w:rPr>
-              <w:t>]]</w:t>
+              <w:t>[[GVCT.NoiCongTacGV]]</w:t>
             </w:r>
           </w:p>
         </w:tc>
